--- a/Phong Nguyen Cover letter.docx
+++ b/Phong Nguyen Cover letter.docx
@@ -979,7 +979,7 @@
         <w:rPr>
           <w:rFonts w:hint="default" w:ascii="Times New Roman" w:hAnsi="Times New Roman" w:eastAsia="sans-serif" w:cs="Times New Roman"/>
         </w:rPr>
-        <w:t xml:space="preserve">Dear Hiring Team, </w:t>
+        <w:t>Dear Hiring Team,</w:t>
       </w:r>
     </w:p>
     <w:p>
@@ -998,20 +998,7 @@
         <w:rPr>
           <w:rFonts w:hint="default" w:ascii="Times New Roman" w:hAnsi="Times New Roman" w:eastAsia="sans-serif" w:cs="Times New Roman"/>
         </w:rPr>
-        <w:t>I am writing to express my strong interest in the Web (CMS) Developer position at Craft&amp;Crew. As a software developer and recent Computer Science graduate from the University of British Columbia Okanagan, I bring a robust foundation in full-stack web architectures combined with direct experience managing independent technical contracts. I am currently located in Canada and fully prepared to meet the remote work expectations and annual in-person event requirements outlined by your tea</w:t>
-      </w:r>
-      <w:r>
-        <w:rPr>
-          <w:rFonts w:hint="default" w:eastAsia="sans-serif" w:cs="Times New Roman"/>
-          <w:lang w:val="en-US"/>
-        </w:rPr>
-        <w:t>m</w:t>
-      </w:r>
-      <w:r>
-        <w:rPr>
-          <w:rFonts w:hint="default" w:ascii="Times New Roman" w:hAnsi="Times New Roman" w:eastAsia="sans-serif" w:cs="Times New Roman"/>
-        </w:rPr>
-        <w:t xml:space="preserve">. </w:t>
+        <w:t xml:space="preserve">I am writing to express my enthusiastic interest in the Web Developer I position within LawDepot’s UX Optimization team. As a recent Computer Science graduate from the University of British Columbia Okanagan with hands-on full-stack development experience, I am eager to contribute to a platform that modernizes legal solutions for over 25 million annual users. I am fully authorized to work in Canada and am highly interested in your hybrid or remote work arrangements. </w:t>
       </w:r>
     </w:p>
     <w:p>
@@ -1030,7 +1017,7 @@
         <w:rPr>
           <w:rFonts w:hint="default" w:ascii="Times New Roman" w:hAnsi="Times New Roman" w:eastAsia="sans-serif" w:cs="Times New Roman"/>
         </w:rPr>
-        <w:t>Craft&amp;Crew’s dedication to technical excellence, web accessibility, and robust digital experiences strongly aligns with my own development philosophy. In my current role as a Freelance Web Developer, I partner directly with independent stakeholders to translate complex design layouts and stakeholder goals into functional, responsive web components. This hands-on experience has reinforced my commitment to writing clean, maintainable code and optimizing system performance—skills that directly transfer to building and supporting large-scale websites using Drupal, WordPress, and Craft CMS.</w:t>
+        <w:t xml:space="preserve">LawDepot’s mission to empower individuals through fast, easy-to-use digital legal products strongly resonates with my background in human-centric software design. In my freelance development work and software projects, I specialize in translating complex system constraints and user requirements into clean, highly structured code. My experience managing content hierarchies, combined with an educational focus on logic-driven systems, positions me to seamlessly support your product migrations, template implementations, and ongoing system improvements. </w:t>
       </w:r>
     </w:p>
     <w:p>
@@ -1049,51 +1036,7 @@
         <w:rPr>
           <w:rFonts w:hint="default" w:ascii="Times New Roman" w:hAnsi="Times New Roman" w:eastAsia="sans-serif" w:cs="Times New Roman"/>
         </w:rPr>
-        <w:t>I am well-prepared to contribute to the core needs at Craft&amp;Crew:</w:t>
-      </w:r>
-    </w:p>
-    <w:p>
-      <w:pPr>
-        <w:keepNext w:val="0"/>
-        <w:keepLines w:val="0"/>
-        <w:widowControl/>
-        <w:numPr>
-          <w:numId w:val="0"/>
-        </w:numPr>
-        <w:suppressLineNumbers w:val="0"/>
-        <w:spacing w:before="0" w:beforeAutospacing="0" w:after="0" w:afterAutospacing="1" w:line="17" w:lineRule="atLeast"/>
-        <w:ind w:left="1080" w:leftChars="0"/>
-        <w:rPr>
-          <w:rFonts w:hint="default" w:ascii="Times New Roman" w:hAnsi="Times New Roman" w:eastAsia="sans-serif" w:cs="Times New Roman"/>
-        </w:rPr>
-      </w:pPr>
-    </w:p>
-    <w:p>
-      <w:pPr>
-        <w:pStyle w:val="7"/>
-        <w:keepNext w:val="0"/>
-        <w:keepLines w:val="0"/>
-        <w:widowControl/>
-        <w:suppressLineNumbers w:val="0"/>
-        <w:spacing w:before="0" w:beforeAutospacing="0" w:line="17" w:lineRule="atLeast"/>
-        <w:ind w:left="720"/>
-        <w:rPr>
-          <w:rFonts w:hint="default" w:ascii="Times New Roman" w:hAnsi="Times New Roman" w:eastAsia="sans-serif" w:cs="Times New Roman"/>
-        </w:rPr>
-      </w:pPr>
-      <w:r>
-        <w:rPr>
-          <w:rFonts w:hint="default" w:ascii="Times New Roman" w:hAnsi="Times New Roman" w:eastAsia="sans-serif" w:cs="Times New Roman"/>
-          <w:b/>
-          <w:bCs/>
-        </w:rPr>
-        <w:t>Technical Adaptability &amp; Modern Tooling:</w:t>
-      </w:r>
-      <w:r>
-        <w:rPr>
-          <w:rFonts w:hint="default" w:ascii="Times New Roman" w:hAnsi="Times New Roman" w:eastAsia="sans-serif" w:cs="Times New Roman"/>
-        </w:rPr>
-        <w:t xml:space="preserve"> I bring a deep understanding of languages and frameworks including PHP, TypeScript, React, Next.js, and Prisma. I enforce high engineering standards by utilizing containerization with Docker and automated testing within CI/CD pipelines to guarantee secure, scalable deployments. My background in PHP ensures I can rapidly master and optimize your custom modules, themes, and integrations. </w:t>
+        <w:t>I am well-equipped to drive results across LawDepot's key responsibilities:</w:t>
       </w:r>
     </w:p>
     <w:p>
@@ -1115,13 +1058,13 @@
           <w:b/>
           <w:bCs/>
         </w:rPr>
-        <w:t>Proactive Problem Solving &amp; Content Support:</w:t>
+        <w:t>Logical Thinking &amp; Template Architecture:</w:t>
       </w:r>
       <w:r>
         <w:rPr>
           <w:rFonts w:hint="default" w:ascii="Times New Roman" w:hAnsi="Times New Roman" w:eastAsia="sans-serif" w:cs="Times New Roman"/>
         </w:rPr>
-        <w:t xml:space="preserve"> My specialization in complex decision-making algorithms and computer vision highlights my ability to tackle intricate technical logic head-on. Additionally, I am eager to jump in wherever needed, applying my analytical mindset to client troubleshooting, performance optimization, or general content support.</w:t>
+        <w:t xml:space="preserve"> My technical background has trained me to break down complex data into structured reasoning systems. I am highly comfortable building and refining interactive workflows, ensuring that conditional questionnaire logic and document templates guide customers smoothly through their experience.</w:t>
       </w:r>
     </w:p>
     <w:p>
@@ -1143,13 +1086,13 @@
           <w:b/>
           <w:bCs/>
         </w:rPr>
-        <w:t>Client Communication &amp; Process Improvement:</w:t>
+        <w:t>CMS Adaptability &amp; Code Maintainability:</w:t>
       </w:r>
       <w:r>
         <w:rPr>
           <w:rFonts w:hint="default" w:ascii="Times New Roman" w:hAnsi="Times New Roman" w:eastAsia="sans-serif" w:cs="Times New Roman"/>
         </w:rPr>
-        <w:t xml:space="preserve"> Through my professional contract work and my experience delivering exceptional service in high-volume environments, I have developed excellent interpersonal skills. I understand the value of explaining complex technical concepts clearly to stakeholders, conducting rigorous code reviews, and maintaining meticulous time tracking to keep projects on schedule and within resource constraints. </w:t>
+        <w:t xml:space="preserve"> I possess a strong foundation in modern web technologies—including TypeScript, React, Next.js, and PHP—allowing me to rapidly master, utilize, and troubleshoot your internal CMS and tooling platforms. I maintain a rigorous focus on code reviews, identifying patterns to reduce duplication, and refactoring solutions for long-term maintainability. </w:t>
       </w:r>
     </w:p>
     <w:p>
@@ -1160,6 +1103,7 @@
         <w:widowControl/>
         <w:suppressLineNumbers w:val="0"/>
         <w:spacing w:before="0" w:beforeAutospacing="0" w:line="17" w:lineRule="atLeast"/>
+        <w:ind w:left="720"/>
         <w:rPr>
           <w:rFonts w:hint="default" w:ascii="Times New Roman" w:hAnsi="Times New Roman" w:eastAsia="sans-serif" w:cs="Times New Roman"/>
         </w:rPr>
@@ -1167,8 +1111,16 @@
       <w:r>
         <w:rPr>
           <w:rFonts w:hint="default" w:ascii="Times New Roman" w:hAnsi="Times New Roman" w:eastAsia="sans-serif" w:cs="Times New Roman"/>
-        </w:rPr>
-        <w:t>I understand that while you are not actively hiring today, you are continuously looking for talented individuals to join your pipeline for future growth. I would welcome the opportunity to connect and discuss how my technical skill set and client-focused mindset can support Craft&amp;Crew as your team scales.</w:t>
+          <w:b/>
+          <w:bCs/>
+        </w:rPr>
+        <w:t>AI-Driven Efficiency &amp; Continuous Learning:</w:t>
+      </w:r>
+      <w:r>
+        <w:rPr>
+          <w:rFonts w:hint="default" w:ascii="Times New Roman" w:hAnsi="Times New Roman" w:eastAsia="sans-serif" w:cs="Times New Roman"/>
+        </w:rPr>
+        <w:t xml:space="preserve"> I am a self-driven developer who actively uses AI tools to accelerate development workflows, debug intricate technical bottlenecks, and optimize code quality while maintaining strong independent judgment. </w:t>
       </w:r>
     </w:p>
     <w:p>
@@ -1179,26 +1131,65 @@
         <w:widowControl/>
         <w:suppressLineNumbers w:val="0"/>
         <w:spacing w:before="0" w:beforeAutospacing="0" w:line="17" w:lineRule="atLeast"/>
-        <w:rPr>
-          <w:rFonts w:hint="default" w:ascii="Times New Roman" w:hAnsi="Times New Roman" w:eastAsia="sans-serif" w:cs="Times New Roman"/>
-          <w:lang w:val="en-US"/>
+        <w:ind w:left="720"/>
+        <w:rPr>
+          <w:rFonts w:hint="default" w:ascii="Times New Roman" w:hAnsi="Times New Roman" w:eastAsia="sans-serif" w:cs="Times New Roman"/>
         </w:rPr>
       </w:pPr>
       <w:r>
         <w:rPr>
           <w:rFonts w:hint="default" w:ascii="Times New Roman" w:hAnsi="Times New Roman" w:eastAsia="sans-serif" w:cs="Times New Roman"/>
-        </w:rPr>
-        <w:t>Thank you for your time and consideratio</w:t>
+          <w:b/>
+          <w:bCs/>
+        </w:rPr>
+        <w:t>Cross-Functional Collaboration:</w:t>
       </w:r>
       <w:r>
         <w:rPr>
-          <w:rFonts w:hint="default" w:eastAsia="sans-serif" w:cs="Times New Roman"/>
-          <w:lang w:val="en-US"/>
-        </w:rPr>
-        <w:t>n.</w:t>
+          <w:rFonts w:hint="default" w:ascii="Times New Roman" w:hAnsi="Times New Roman" w:eastAsia="sans-serif" w:cs="Times New Roman"/>
+        </w:rPr>
+        <w:t xml:space="preserve"> Having collaborated tightly across multi-disciplinary teams and direct business stakeholders, I understand the value of executing project deliverables in tandem with Legal, Design, and QA departments to ensure products are both user-friendly and highly accurate. </w:t>
       </w:r>
       <w:bookmarkStart w:id="0" w:name="_GoBack"/>
       <w:bookmarkEnd w:id="0"/>
+    </w:p>
+    <w:p>
+      <w:pPr>
+        <w:pStyle w:val="7"/>
+        <w:keepNext w:val="0"/>
+        <w:keepLines w:val="0"/>
+        <w:widowControl/>
+        <w:suppressLineNumbers w:val="0"/>
+        <w:spacing w:before="0" w:beforeAutospacing="0" w:line="17" w:lineRule="atLeast"/>
+        <w:rPr>
+          <w:rFonts w:hint="default" w:ascii="Times New Roman" w:hAnsi="Times New Roman" w:eastAsia="sans-serif" w:cs="Times New Roman"/>
+        </w:rPr>
+      </w:pPr>
+      <w:r>
+        <w:rPr>
+          <w:rFonts w:hint="default" w:ascii="Times New Roman" w:hAnsi="Times New Roman" w:eastAsia="sans-serif" w:cs="Times New Roman"/>
+        </w:rPr>
+        <w:t xml:space="preserve">I am excited about the opportunity to join a fast-growing, collaborative organization that values professional excellence, continuous learning, and a great work-life balance. Thank you for your time, consideration, and review of my attached resume. I look forward to the possibility of discussing how my technical skills and attention to detail can bring value to the UX Optimization team. </w:t>
+      </w:r>
+    </w:p>
+    <w:p>
+      <w:pPr>
+        <w:pStyle w:val="7"/>
+        <w:keepNext w:val="0"/>
+        <w:keepLines w:val="0"/>
+        <w:widowControl/>
+        <w:suppressLineNumbers w:val="0"/>
+        <w:spacing w:before="0" w:beforeAutospacing="0" w:line="17" w:lineRule="atLeast"/>
+        <w:rPr>
+          <w:rFonts w:hint="default" w:ascii="Times New Roman" w:hAnsi="Times New Roman" w:eastAsia="sans-serif" w:cs="Times New Roman"/>
+        </w:rPr>
+      </w:pPr>
+      <w:r>
+        <w:rPr>
+          <w:rFonts w:hint="default" w:ascii="Times New Roman" w:hAnsi="Times New Roman" w:eastAsia="sans-serif" w:cs="Times New Roman"/>
+        </w:rPr>
+        <w:t>Sincerely,</w:t>
+      </w:r>
     </w:p>
     <w:p>
       <w:pPr>
@@ -1404,7 +1395,7 @@
     <w:lsdException w:uiPriority="99" w:name="footnote text"/>
     <w:lsdException w:uiPriority="99" w:name="annotation text"/>
     <w:lsdException w:qFormat="1" w:uiPriority="99" w:semiHidden="0" w:name="header"/>
-    <w:lsdException w:uiPriority="99" w:semiHidden="0" w:name="footer"/>
+    <w:lsdException w:qFormat="1" w:uiPriority="99" w:semiHidden="0" w:name="footer"/>
     <w:lsdException w:uiPriority="99" w:name="index heading"/>
     <w:lsdException w:qFormat="1" w:uiPriority="35" w:name="caption"/>
     <w:lsdException w:uiPriority="99" w:name="table of figures"/>
@@ -1663,6 +1654,7 @@
     <w:basedOn w:val="1"/>
     <w:link w:val="11"/>
     <w:unhideWhenUsed/>
+    <w:qFormat/>
     <w:uiPriority w:val="99"/>
     <w:pPr>
       <w:tabs>

--- a/Phong Nguyen Cover letter.docx
+++ b/Phong Nguyen Cover letter.docx
@@ -998,7 +998,7 @@
         <w:rPr>
           <w:rFonts w:hint="default" w:ascii="Times New Roman" w:hAnsi="Times New Roman" w:eastAsia="sans-serif" w:cs="Times New Roman"/>
         </w:rPr>
-        <w:t xml:space="preserve">I am writing to express my enthusiastic interest in the Web Developer I position within LawDepot’s UX Optimization team. As a recent Computer Science graduate from the University of British Columbia Okanagan with hands-on full-stack development experience, I am eager to contribute to a platform that modernizes legal solutions for over 25 million annual users. I am fully authorized to work in Canada and am highly interested in your hybrid or remote work arrangements. </w:t>
+        <w:t xml:space="preserve">I am writing to express my strong interest in the Junior Software Developer (AI &amp; Agentic Systems) position at Agility PR Solutions. As a recent Bachelor of Science in Computer Science graduate from the University of British Columbia Okanagan with an academic specialization in Artificial Intelligence and Computer Vision, I am eager to bring my background to your AI-native media outreach and intelligence platform. Your focus on building state-of-the-art agentic workflows and intelligent automation rather than simply retrofitting legacy software deeply aligns with my technical training and development philosophy. </w:t>
       </w:r>
     </w:p>
     <w:p>
@@ -1011,32 +1011,21 @@
         <w:spacing w:before="0" w:beforeAutospacing="0" w:line="17" w:lineRule="atLeast"/>
         <w:rPr>
           <w:rFonts w:hint="default" w:ascii="Times New Roman" w:hAnsi="Times New Roman" w:eastAsia="sans-serif" w:cs="Times New Roman"/>
+          <w:lang w:val="en-US"/>
         </w:rPr>
       </w:pPr>
       <w:r>
         <w:rPr>
           <w:rFonts w:hint="default" w:ascii="Times New Roman" w:hAnsi="Times New Roman" w:eastAsia="sans-serif" w:cs="Times New Roman"/>
         </w:rPr>
-        <w:t xml:space="preserve">LawDepot’s mission to empower individuals through fast, easy-to-use digital legal products strongly resonates with my background in human-centric software design. In my freelance development work and software projects, I specialize in translating complex system constraints and user requirements into clean, highly structured code. My experience managing content hierarchies, combined with an educational focus on logic-driven systems, positions me to seamlessly support your product migrations, template implementations, and ongoing system improvements. </w:t>
-      </w:r>
-    </w:p>
-    <w:p>
-      <w:pPr>
-        <w:pStyle w:val="7"/>
-        <w:keepNext w:val="0"/>
-        <w:keepLines w:val="0"/>
-        <w:widowControl/>
-        <w:suppressLineNumbers w:val="0"/>
-        <w:spacing w:before="0" w:beforeAutospacing="0" w:line="17" w:lineRule="atLeast"/>
-        <w:rPr>
-          <w:rFonts w:hint="default" w:ascii="Times New Roman" w:hAnsi="Times New Roman" w:eastAsia="sans-serif" w:cs="Times New Roman"/>
-        </w:rPr>
-      </w:pPr>
-      <w:r>
-        <w:rPr>
-          <w:rFonts w:hint="default" w:ascii="Times New Roman" w:hAnsi="Times New Roman" w:eastAsia="sans-serif" w:cs="Times New Roman"/>
-        </w:rPr>
-        <w:t>I am well-equipped to drive results across LawDepot's key responsibilities:</w:t>
+        <w:t>Agility PR Solutions requires an early-career engineer who can seamlessly bridge robust backend systems with modern, intelligent AI application layers. My academic foundations and practical full-stack project history have equipped me to meet your core stack requirements and contribute effectively in a remote-first global environment</w:t>
+      </w:r>
+      <w:r>
+        <w:rPr>
+          <w:rFonts w:hint="default" w:eastAsia="sans-serif" w:cs="Times New Roman"/>
+          <w:lang w:val="en-US"/>
+        </w:rPr>
+        <w:t>.</w:t>
       </w:r>
     </w:p>
     <w:p>
@@ -1058,13 +1047,27 @@
           <w:b/>
           <w:bCs/>
         </w:rPr>
-        <w:t>Logical Thinking &amp; Template Architecture:</w:t>
-      </w:r>
-      <w:r>
-        <w:rPr>
-          <w:rFonts w:hint="default" w:ascii="Times New Roman" w:hAnsi="Times New Roman" w:eastAsia="sans-serif" w:cs="Times New Roman"/>
-        </w:rPr>
-        <w:t xml:space="preserve"> My technical background has trained me to break down complex data into structured reasoning systems. I am highly comfortable building and refining interactive workflows, ensuring that conditional questionnaire logic and document templates guide customers smoothly through their experience.</w:t>
+        <w:t>Hands-on Java &amp; REST API Development:</w:t>
+      </w:r>
+      <w:r>
+        <w:rPr>
+          <w:rFonts w:hint="default" w:ascii="Times New Roman" w:hAnsi="Times New Roman" w:eastAsia="sans-serif" w:cs="Times New Roman"/>
+        </w:rPr>
+        <w:t xml:space="preserve"> I bring a solid understanding of object-oriented programming and backend data structure management. For my </w:t>
+      </w:r>
+      <w:r>
+        <w:rPr>
+          <w:rFonts w:hint="default" w:ascii="Times New Roman" w:hAnsi="Times New Roman" w:eastAsia="sans-serif" w:cs="Times New Roman"/>
+          <w:i/>
+          <w:iCs/>
+        </w:rPr>
+        <w:t>Farm Management</w:t>
+      </w:r>
+      <w:r>
+        <w:rPr>
+          <w:rFonts w:hint="default" w:ascii="Times New Roman" w:hAnsi="Times New Roman" w:eastAsia="sans-serif" w:cs="Times New Roman"/>
+        </w:rPr>
+        <w:t xml:space="preserve"> application, I leveraged Java to architect automated timelines and schedules. I am highly comfortable writing clean code, utilizing Maven, navigating SQL databases, and designing robust systems capable of managing complex task logic. </w:t>
       </w:r>
     </w:p>
     <w:p>
@@ -1086,13 +1089,41 @@
           <w:b/>
           <w:bCs/>
         </w:rPr>
-        <w:t>CMS Adaptability &amp; Code Maintainability:</w:t>
-      </w:r>
-      <w:r>
-        <w:rPr>
-          <w:rFonts w:hint="default" w:ascii="Times New Roman" w:hAnsi="Times New Roman" w:eastAsia="sans-serif" w:cs="Times New Roman"/>
-        </w:rPr>
-        <w:t xml:space="preserve"> I possess a strong foundation in modern web technologies—including TypeScript, React, Next.js, and PHP—allowing me to rapidly master, utilize, and troubleshoot your internal CMS and tooling platforms. I maintain a rigorous focus on code reviews, identifying patterns to reduce duplication, and refactoring solutions for long-term maintainability. </w:t>
+        <w:t>Modern TypeScript &amp; AI Application Layers:</w:t>
+      </w:r>
+      <w:r>
+        <w:rPr>
+          <w:rFonts w:hint="default" w:ascii="Times New Roman" w:hAnsi="Times New Roman" w:eastAsia="sans-serif" w:cs="Times New Roman"/>
+        </w:rPr>
+        <w:t xml:space="preserve"> I am highly proficient in TypeScript and JavaScript web frameworks. Throughout major projects like my full-stack </w:t>
+      </w:r>
+      <w:r>
+        <w:rPr>
+          <w:rFonts w:hint="default" w:ascii="Times New Roman" w:hAnsi="Times New Roman" w:eastAsia="sans-serif" w:cs="Times New Roman"/>
+          <w:i/>
+          <w:iCs/>
+        </w:rPr>
+        <w:t>uBlog Website</w:t>
+      </w:r>
+      <w:r>
+        <w:rPr>
+          <w:rFonts w:hint="default" w:ascii="Times New Roman" w:hAnsi="Times New Roman" w:eastAsia="sans-serif" w:cs="Times New Roman"/>
+        </w:rPr>
+        <w:t xml:space="preserve"> and our department's </w:t>
+      </w:r>
+      <w:r>
+        <w:rPr>
+          <w:rFonts w:hint="default" w:ascii="Times New Roman" w:hAnsi="Times New Roman" w:eastAsia="sans-serif" w:cs="Times New Roman"/>
+          <w:i/>
+          <w:iCs/>
+        </w:rPr>
+        <w:t>TA Allocation and Management Website</w:t>
+      </w:r>
+      <w:r>
+        <w:rPr>
+          <w:rFonts w:hint="default" w:ascii="Times New Roman" w:hAnsi="Times New Roman" w:eastAsia="sans-serif" w:cs="Times New Roman"/>
+        </w:rPr>
+        <w:t xml:space="preserve">, I designed responsive systems focused on data integrity and structured reasoning workflows. This experience ensures I can rapidly adapt to building agentic modules using Nest.js. </w:t>
       </w:r>
     </w:p>
     <w:p>
@@ -1114,13 +1145,13 @@
           <w:b/>
           <w:bCs/>
         </w:rPr>
-        <w:t>AI-Driven Efficiency &amp; Continuous Learning:</w:t>
-      </w:r>
-      <w:r>
-        <w:rPr>
-          <w:rFonts w:hint="default" w:ascii="Times New Roman" w:hAnsi="Times New Roman" w:eastAsia="sans-serif" w:cs="Times New Roman"/>
-        </w:rPr>
-        <w:t xml:space="preserve"> I am a self-driven developer who actively uses AI tools to accelerate development workflows, debug intricate technical bottlenecks, and optimize code quality while maintaining strong independent judgment. </w:t>
+        <w:t>AI/ML Integration &amp; Problem Solving:</w:t>
+      </w:r>
+      <w:r>
+        <w:rPr>
+          <w:rFonts w:hint="default" w:ascii="Times New Roman" w:hAnsi="Times New Roman" w:eastAsia="sans-serif" w:cs="Times New Roman"/>
+        </w:rPr>
+        <w:t xml:space="preserve"> My degree program provided me with intensive training in machine learning models, decision-making algorithms, and data-driven systems. I placed 2nd in a highly competitive tournament by independently implementing search algorithms for an AI agent, and I actively utilize prompt engineering and generative AI tools within my daily coding workflows to accelerate problem-solving and code verification. </w:t>
       </w:r>
     </w:p>
     <w:p>
@@ -1142,13 +1173,13 @@
           <w:b/>
           <w:bCs/>
         </w:rPr>
-        <w:t>Cross-Functional Collaboration:</w:t>
-      </w:r>
-      <w:r>
-        <w:rPr>
-          <w:rFonts w:hint="default" w:ascii="Times New Roman" w:hAnsi="Times New Roman" w:eastAsia="sans-serif" w:cs="Times New Roman"/>
-        </w:rPr>
-        <w:t xml:space="preserve"> Having collaborated tightly across multi-disciplinary teams and direct business stakeholders, I understand the value of executing project deliverables in tandem with Legal, Design, and QA departments to ensure products are both user-friendly and highly accurate. </w:t>
+        <w:t>Agile Collaboration &amp; Version Control:</w:t>
+      </w:r>
+      <w:r>
+        <w:rPr>
+          <w:rFonts w:hint="default" w:ascii="Times New Roman" w:hAnsi="Times New Roman" w:eastAsia="sans-serif" w:cs="Times New Roman"/>
+        </w:rPr>
+        <w:t xml:space="preserve"> I thrive in fast-paced, collaborative team settings. I am thoroughly familiar with Git version control, participating in peer code reviews, and enforcing software standards through automated testing pipelines. Furthermore, my background executing contracts for independent stakeholders has sharpened my ability to break down complex client goals into practical, high-quality technical deliverables. </w:t>
       </w:r>
       <w:bookmarkStart w:id="0" w:name="_GoBack"/>
       <w:bookmarkEnd w:id="0"/>
@@ -1169,7 +1200,7 @@
         <w:rPr>
           <w:rFonts w:hint="default" w:ascii="Times New Roman" w:hAnsi="Times New Roman" w:eastAsia="sans-serif" w:cs="Times New Roman"/>
         </w:rPr>
-        <w:t xml:space="preserve">I am excited about the opportunity to join a fast-growing, collaborative organization that values professional excellence, continuous learning, and a great work-life balance. Thank you for your time, consideration, and review of my attached resume. I look forward to the possibility of discussing how my technical skills and attention to detail can bring value to the UX Optimization team. </w:t>
+        <w:t>I am incredibly motivated by the prospect of joining an organization that values curiosity, continuous learning, and human-centric innovation. Thank you for your time, consideration, and review of my attached application. I look forward to the possibility of discussing how my technical background in AI and full-stack engineering can amplify human insight across your core product lines.</w:t>
       </w:r>
     </w:p>
     <w:p>
@@ -1751,6 +1782,7 @@
     <w:name w:val="Footer Char"/>
     <w:basedOn w:val="2"/>
     <w:link w:val="4"/>
+    <w:qFormat/>
     <w:uiPriority w:val="99"/>
   </w:style>
 </w:styles>
